--- a/Documentation/Guia De Programacion.docx
+++ b/Documentation/Guia De Programacion.docx
@@ -26,224 +26,104 @@
         <w:rPr>
           <w:lang w:val="es-AR"/>
         </w:rPr>
-        <w:t xml:space="preserve"> Programación</w:t>
-      </w:r>
-      <w:r>
-        <w:rPr>
-          <w:lang w:val="es-AR"/>
-        </w:rPr>
         <w:t xml:space="preserve"> </w:t>
       </w:r>
-    </w:p>
-    <w:p>
-      <w:pPr>
-        <w:jc w:val="both"/>
-        <w:rPr>
-          <w:lang w:val="es-AR"/>
-        </w:rPr>
-      </w:pPr>
-    </w:p>
-    <w:p>
-      <w:pPr>
-        <w:pStyle w:val="Heading1"/>
-        <w:jc w:val="both"/>
-        <w:rPr>
-          <w:color w:val="000000" w:themeColor="text1"/>
-          <w:lang w:val="es-AR"/>
-          <w14:textOutline w14:w="0" w14:cap="flat" w14:cmpd="sng" w14:algn="ctr">
-            <w14:noFill/>
-            <w14:prstDash w14:val="solid"/>
-            <w14:round/>
-          </w14:textOutline>
-        </w:rPr>
-      </w:pPr>
-      <w:r>
-        <w:rPr>
-          <w:color w:val="000000" w:themeColor="text1"/>
-          <w:lang w:val="es-AR"/>
-          <w14:textOutline w14:w="0" w14:cap="flat" w14:cmpd="sng" w14:algn="ctr">
-            <w14:noFill/>
-            <w14:prstDash w14:val="solid"/>
-            <w14:round/>
-          </w14:textOutline>
-        </w:rPr>
-        <w:t>Estructura de l</w:t>
-      </w:r>
-      <w:r>
-        <w:rPr>
-          <w:color w:val="000000" w:themeColor="text1"/>
-          <w:lang w:val="es-AR"/>
-          <w14:textOutline w14:w="0" w14:cap="flat" w14:cmpd="sng" w14:algn="ctr">
-            <w14:noFill/>
-            <w14:prstDash w14:val="solid"/>
-            <w14:round/>
-          </w14:textOutline>
-        </w:rPr>
-        <w:t>as</w:t>
-      </w:r>
-      <w:r>
-        <w:rPr>
-          <w:color w:val="000000" w:themeColor="text1"/>
-          <w:lang w:val="es-AR"/>
-          <w14:textOutline w14:w="0" w14:cap="flat" w14:cmpd="sng" w14:algn="ctr">
-            <w14:noFill/>
-            <w14:prstDash w14:val="solid"/>
-            <w14:round/>
-          </w14:textOutline>
-        </w:rPr>
-        <w:t xml:space="preserve"> </w:t>
-      </w:r>
-      <w:r>
-        <w:rPr>
-          <w:color w:val="000000" w:themeColor="text1"/>
-          <w:lang w:val="es-AR"/>
-          <w14:textOutline w14:w="0" w14:cap="flat" w14:cmpd="sng" w14:algn="ctr">
-            <w14:noFill/>
-            <w14:prstDash w14:val="solid"/>
-            <w14:round/>
-          </w14:textOutline>
-        </w:rPr>
-        <w:t>C</w:t>
-      </w:r>
-      <w:r>
-        <w:rPr>
-          <w:color w:val="000000" w:themeColor="text1"/>
-          <w:lang w:val="es-AR"/>
-          <w14:textOutline w14:w="0" w14:cap="flat" w14:cmpd="sng" w14:algn="ctr">
-            <w14:noFill/>
-            <w14:prstDash w14:val="solid"/>
-            <w14:round/>
-          </w14:textOutline>
-        </w:rPr>
-        <w:t>lases</w:t>
-      </w:r>
-      <w:r>
-        <w:rPr>
-          <w:color w:val="000000" w:themeColor="text1"/>
-          <w:lang w:val="es-AR"/>
-          <w14:textOutline w14:w="0" w14:cap="flat" w14:cmpd="sng" w14:algn="ctr">
-            <w14:noFill/>
-            <w14:prstDash w14:val="solid"/>
-            <w14:round/>
-          </w14:textOutline>
-        </w:rPr>
-        <w:t>:</w:t>
-      </w:r>
-    </w:p>
-    <w:p>
-      <w:pPr>
-        <w:jc w:val="both"/>
-        <w:rPr>
-          <w:lang w:val="es-AR"/>
-        </w:rPr>
-      </w:pPr>
-    </w:p>
-    <w:p>
-      <w:pPr>
-        <w:jc w:val="both"/>
-        <w:rPr>
-          <w:lang w:val="en-US"/>
-        </w:rPr>
-      </w:pPr>
-      <w:r>
-        <w:rPr>
-          <w:lang w:val="en-US"/>
-        </w:rPr>
-        <w:t>‘</w:t>
-      </w:r>
-      <w:proofErr w:type="spellStart"/>
-      <w:proofErr w:type="gramStart"/>
-      <w:r>
-        <w:rPr>
-          <w:lang w:val="en-US"/>
-        </w:rPr>
-        <w:t>pyreverse</w:t>
-      </w:r>
-      <w:proofErr w:type="spellEnd"/>
-      <w:proofErr w:type="gramEnd"/>
-      <w:r>
-        <w:rPr>
-          <w:lang w:val="en-US"/>
-        </w:rPr>
-        <w:t xml:space="preserve"> -o </w:t>
-      </w:r>
-      <w:proofErr w:type="spellStart"/>
-      <w:r>
-        <w:rPr>
-          <w:lang w:val="en-US"/>
-        </w:rPr>
-        <w:t>png</w:t>
-      </w:r>
-      <w:proofErr w:type="spellEnd"/>
-      <w:r>
-        <w:rPr>
-          <w:lang w:val="en-US"/>
-        </w:rPr>
-        <w:t xml:space="preserve"> -p Microscopy -</w:t>
-      </w:r>
-      <w:proofErr w:type="spellStart"/>
-      <w:r>
-        <w:rPr>
-          <w:lang w:val="en-US"/>
-        </w:rPr>
-        <w:t>Smy</w:t>
-      </w:r>
-      <w:proofErr w:type="spellEnd"/>
-      <w:r>
-        <w:rPr>
-          <w:lang w:val="en-US"/>
-        </w:rPr>
-        <w:t xml:space="preserve"> View\program_window.py</w:t>
-      </w:r>
-      <w:r>
-        <w:rPr>
-          <w:lang w:val="en-US"/>
-        </w:rPr>
-        <w:t>’</w:t>
-      </w:r>
-    </w:p>
-    <w:p>
-      <w:pPr>
-        <w:jc w:val="both"/>
-        <w:rPr>
-          <w:lang w:val="en-US"/>
-        </w:rPr>
-      </w:pPr>
       <w:bookmarkStart w:id="0" w:name="_GoBack"/>
       <w:bookmarkEnd w:id="0"/>
+      <w:r>
+        <w:rPr>
+          <w:lang w:val="es-AR"/>
+        </w:rPr>
+        <w:t>Programación</w:t>
+      </w:r>
+      <w:r>
+        <w:rPr>
+          <w:lang w:val="es-AR"/>
+        </w:rPr>
+        <w:t xml:space="preserve"> </w:t>
+      </w:r>
+    </w:p>
+    <w:p>
+      <w:pPr>
+        <w:rPr>
+          <w:lang w:val="es-AR"/>
+        </w:rPr>
+      </w:pPr>
+    </w:p>
+    <w:p>
+      <w:pPr>
+        <w:rPr>
+          <w:lang w:val="es-AR"/>
+        </w:rPr>
+      </w:pPr>
+    </w:p>
+    <w:p>
+      <w:pPr>
+        <w:rPr>
+          <w:lang w:val="es-AR"/>
+        </w:rPr>
+      </w:pPr>
+    </w:p>
+    <w:p>
+      <w:pPr>
+        <w:pStyle w:val="Heading1"/>
+      </w:pPr>
+      <w:r>
+        <w:t>Requerimientos:</w:t>
+      </w:r>
+    </w:p>
+    <w:p>
+      <w:pPr>
+        <w:rPr>
+          <w:lang w:val="es-AR"/>
+        </w:rPr>
+      </w:pPr>
+      <w:r>
+        <w:rPr>
+          <w:lang w:val="es-AR"/>
+        </w:rPr>
+        <w:t>Para desarrollar este proyecto es necesario</w:t>
+      </w:r>
+    </w:p>
+    <w:p>
+      <w:pPr>
+        <w:pStyle w:val="ListParagraph"/>
+        <w:numPr>
+          <w:ilvl w:val="0"/>
+          <w:numId w:val="3"/>
+        </w:numPr>
+        <w:rPr>
+          <w:lang w:val="es-AR"/>
+        </w:rPr>
+      </w:pPr>
+      <w:r>
+        <w:rPr>
+          <w:lang w:val="es-AR"/>
+        </w:rPr>
+        <w:t xml:space="preserve">Un conocimiento general de </w:t>
+      </w:r>
+      <w:proofErr w:type="spellStart"/>
+      <w:r>
+        <w:rPr>
+          <w:lang w:val="es-AR"/>
+        </w:rPr>
+        <w:t>python</w:t>
+      </w:r>
+      <w:proofErr w:type="spellEnd"/>
     </w:p>
     <w:p>
       <w:pPr>
         <w:jc w:val="both"/>
         <w:rPr>
-          <w:lang w:val="en-US"/>
+          <w:lang w:val="es-AR"/>
         </w:rPr>
       </w:pPr>
     </w:p>
     <w:p>
       <w:pPr>
         <w:pStyle w:val="Heading1"/>
-        <w:jc w:val="both"/>
-        <w:rPr>
-          <w:color w:val="000000" w:themeColor="text1"/>
-          <w:lang w:val="es-AR"/>
-          <w14:textOutline w14:w="0" w14:cap="flat" w14:cmpd="sng" w14:algn="ctr">
-            <w14:noFill/>
-            <w14:prstDash w14:val="solid"/>
-            <w14:round/>
-          </w14:textOutline>
-        </w:rPr>
-      </w:pPr>
-      <w:r>
-        <w:rPr>
-          <w:color w:val="000000" w:themeColor="text1"/>
-          <w:lang w:val="es-AR"/>
-          <w14:textOutline w14:w="0" w14:cap="flat" w14:cmpd="sng" w14:algn="ctr">
-            <w14:noFill/>
-            <w14:prstDash w14:val="solid"/>
-            <w14:round/>
-          </w14:textOutline>
-        </w:rPr>
+      </w:pPr>
+      <w:r>
         <w:t>Estructura de los Archivos:</w:t>
       </w:r>
     </w:p>
@@ -674,6 +554,118 @@
 <file path=word/numbering.xml><?xml version="1.0" encoding="utf-8"?>
 <w:numbering xmlns:wpc="http://schemas.microsoft.com/office/word/2010/wordprocessingCanvas" xmlns:cx="http://schemas.microsoft.com/office/drawing/2014/chartex" xmlns:cx1="http://schemas.microsoft.com/office/drawing/2015/9/8/chartex" xmlns:mc="http://schemas.openxmlformats.org/markup-compatibility/2006" xmlns:o="urn:schemas-microsoft-com:office:office" xmlns:r="http://schemas.openxmlformats.org/officeDocument/2006/relationships" xmlns:m="http://schemas.openxmlformats.org/officeDocument/2006/math" xmlns:v="urn:schemas-microsoft-com:vml" xmlns:wp14="http://schemas.microsoft.com/office/word/2010/wordprocessingDrawing" xmlns:wp="http://schemas.openxmlformats.org/drawingml/2006/wordprocessingDrawing" xmlns:w10="urn:schemas-microsoft-com:office:word" xmlns:w="http://schemas.openxmlformats.org/wordprocessingml/2006/main" xmlns:w14="http://schemas.microsoft.com/office/word/2010/wordml" xmlns:w15="http://schemas.microsoft.com/office/word/2012/wordml" xmlns:w16se="http://schemas.microsoft.com/office/word/2015/wordml/symex" xmlns:wpg="http://schemas.microsoft.com/office/word/2010/wordprocessingGroup" xmlns:wpi="http://schemas.microsoft.com/office/word/2010/wordprocessingInk" xmlns:wne="http://schemas.microsoft.com/office/word/2006/wordml" xmlns:wps="http://schemas.microsoft.com/office/word/2010/wordprocessingShape" mc:Ignorable="w14 w15 w16se wp14">
   <w:abstractNum w:abstractNumId="0" w15:restartNumberingAfterBreak="0">
+    <w:nsid w:val="059978BB"/>
+    <w:multiLevelType w:val="hybridMultilevel"/>
+    <w:tmpl w:val="537E57EC"/>
+    <w:lvl w:ilvl="0" w:tplc="5D7A9B38">
+      <w:numFmt w:val="bullet"/>
+      <w:lvlText w:val="-"/>
+      <w:lvlJc w:val="left"/>
+      <w:pPr>
+        <w:ind w:left="720" w:hanging="360"/>
+      </w:pPr>
+      <w:rPr>
+        <w:rFonts w:ascii="Calibri" w:eastAsiaTheme="minorHAnsi" w:hAnsi="Calibri" w:cs="Calibri" w:hint="default"/>
+      </w:rPr>
+    </w:lvl>
+    <w:lvl w:ilvl="1" w:tplc="2C0A0003" w:tentative="1">
+      <w:start w:val="1"/>
+      <w:numFmt w:val="bullet"/>
+      <w:lvlText w:val="o"/>
+      <w:lvlJc w:val="left"/>
+      <w:pPr>
+        <w:ind w:left="1440" w:hanging="360"/>
+      </w:pPr>
+      <w:rPr>
+        <w:rFonts w:ascii="Courier New" w:hAnsi="Courier New" w:cs="Courier New" w:hint="default"/>
+      </w:rPr>
+    </w:lvl>
+    <w:lvl w:ilvl="2" w:tplc="2C0A0005" w:tentative="1">
+      <w:start w:val="1"/>
+      <w:numFmt w:val="bullet"/>
+      <w:lvlText w:val=""/>
+      <w:lvlJc w:val="left"/>
+      <w:pPr>
+        <w:ind w:left="2160" w:hanging="360"/>
+      </w:pPr>
+      <w:rPr>
+        <w:rFonts w:ascii="Wingdings" w:hAnsi="Wingdings" w:hint="default"/>
+      </w:rPr>
+    </w:lvl>
+    <w:lvl w:ilvl="3" w:tplc="2C0A0001" w:tentative="1">
+      <w:start w:val="1"/>
+      <w:numFmt w:val="bullet"/>
+      <w:lvlText w:val=""/>
+      <w:lvlJc w:val="left"/>
+      <w:pPr>
+        <w:ind w:left="2880" w:hanging="360"/>
+      </w:pPr>
+      <w:rPr>
+        <w:rFonts w:ascii="Symbol" w:hAnsi="Symbol" w:hint="default"/>
+      </w:rPr>
+    </w:lvl>
+    <w:lvl w:ilvl="4" w:tplc="2C0A0003" w:tentative="1">
+      <w:start w:val="1"/>
+      <w:numFmt w:val="bullet"/>
+      <w:lvlText w:val="o"/>
+      <w:lvlJc w:val="left"/>
+      <w:pPr>
+        <w:ind w:left="3600" w:hanging="360"/>
+      </w:pPr>
+      <w:rPr>
+        <w:rFonts w:ascii="Courier New" w:hAnsi="Courier New" w:cs="Courier New" w:hint="default"/>
+      </w:rPr>
+    </w:lvl>
+    <w:lvl w:ilvl="5" w:tplc="2C0A0005" w:tentative="1">
+      <w:start w:val="1"/>
+      <w:numFmt w:val="bullet"/>
+      <w:lvlText w:val=""/>
+      <w:lvlJc w:val="left"/>
+      <w:pPr>
+        <w:ind w:left="4320" w:hanging="360"/>
+      </w:pPr>
+      <w:rPr>
+        <w:rFonts w:ascii="Wingdings" w:hAnsi="Wingdings" w:hint="default"/>
+      </w:rPr>
+    </w:lvl>
+    <w:lvl w:ilvl="6" w:tplc="2C0A0001" w:tentative="1">
+      <w:start w:val="1"/>
+      <w:numFmt w:val="bullet"/>
+      <w:lvlText w:val=""/>
+      <w:lvlJc w:val="left"/>
+      <w:pPr>
+        <w:ind w:left="5040" w:hanging="360"/>
+      </w:pPr>
+      <w:rPr>
+        <w:rFonts w:ascii="Symbol" w:hAnsi="Symbol" w:hint="default"/>
+      </w:rPr>
+    </w:lvl>
+    <w:lvl w:ilvl="7" w:tplc="2C0A0003" w:tentative="1">
+      <w:start w:val="1"/>
+      <w:numFmt w:val="bullet"/>
+      <w:lvlText w:val="o"/>
+      <w:lvlJc w:val="left"/>
+      <w:pPr>
+        <w:ind w:left="5760" w:hanging="360"/>
+      </w:pPr>
+      <w:rPr>
+        <w:rFonts w:ascii="Courier New" w:hAnsi="Courier New" w:cs="Courier New" w:hint="default"/>
+      </w:rPr>
+    </w:lvl>
+    <w:lvl w:ilvl="8" w:tplc="2C0A0005" w:tentative="1">
+      <w:start w:val="1"/>
+      <w:numFmt w:val="bullet"/>
+      <w:lvlText w:val=""/>
+      <w:lvlJc w:val="left"/>
+      <w:pPr>
+        <w:ind w:left="6480" w:hanging="360"/>
+      </w:pPr>
+      <w:rPr>
+        <w:rFonts w:ascii="Wingdings" w:hAnsi="Wingdings" w:hint="default"/>
+      </w:rPr>
+    </w:lvl>
+  </w:abstractNum>
+  <w:abstractNum w:abstractNumId="1" w15:restartNumberingAfterBreak="0">
     <w:nsid w:val="1C0A69AF"/>
     <w:multiLevelType w:val="hybridMultilevel"/>
     <w:tmpl w:val="15549076"/>
@@ -785,7 +777,125 @@
       </w:rPr>
     </w:lvl>
   </w:abstractNum>
+  <w:abstractNum w:abstractNumId="2" w15:restartNumberingAfterBreak="0">
+    <w:nsid w:val="265376E7"/>
+    <w:multiLevelType w:val="hybridMultilevel"/>
+    <w:tmpl w:val="6858982C"/>
+    <w:lvl w:ilvl="0" w:tplc="12082E94">
+      <w:numFmt w:val="bullet"/>
+      <w:lvlText w:val="-"/>
+      <w:lvlJc w:val="left"/>
+      <w:pPr>
+        <w:ind w:left="1080" w:hanging="360"/>
+      </w:pPr>
+      <w:rPr>
+        <w:rFonts w:ascii="Calibri" w:eastAsiaTheme="minorHAnsi" w:hAnsi="Calibri" w:cs="Calibri" w:hint="default"/>
+      </w:rPr>
+    </w:lvl>
+    <w:lvl w:ilvl="1" w:tplc="2C0A0003" w:tentative="1">
+      <w:start w:val="1"/>
+      <w:numFmt w:val="bullet"/>
+      <w:lvlText w:val="o"/>
+      <w:lvlJc w:val="left"/>
+      <w:pPr>
+        <w:ind w:left="1800" w:hanging="360"/>
+      </w:pPr>
+      <w:rPr>
+        <w:rFonts w:ascii="Courier New" w:hAnsi="Courier New" w:cs="Courier New" w:hint="default"/>
+      </w:rPr>
+    </w:lvl>
+    <w:lvl w:ilvl="2" w:tplc="2C0A0005" w:tentative="1">
+      <w:start w:val="1"/>
+      <w:numFmt w:val="bullet"/>
+      <w:lvlText w:val=""/>
+      <w:lvlJc w:val="left"/>
+      <w:pPr>
+        <w:ind w:left="2520" w:hanging="360"/>
+      </w:pPr>
+      <w:rPr>
+        <w:rFonts w:ascii="Wingdings" w:hAnsi="Wingdings" w:hint="default"/>
+      </w:rPr>
+    </w:lvl>
+    <w:lvl w:ilvl="3" w:tplc="2C0A0001" w:tentative="1">
+      <w:start w:val="1"/>
+      <w:numFmt w:val="bullet"/>
+      <w:lvlText w:val=""/>
+      <w:lvlJc w:val="left"/>
+      <w:pPr>
+        <w:ind w:left="3240" w:hanging="360"/>
+      </w:pPr>
+      <w:rPr>
+        <w:rFonts w:ascii="Symbol" w:hAnsi="Symbol" w:hint="default"/>
+      </w:rPr>
+    </w:lvl>
+    <w:lvl w:ilvl="4" w:tplc="2C0A0003" w:tentative="1">
+      <w:start w:val="1"/>
+      <w:numFmt w:val="bullet"/>
+      <w:lvlText w:val="o"/>
+      <w:lvlJc w:val="left"/>
+      <w:pPr>
+        <w:ind w:left="3960" w:hanging="360"/>
+      </w:pPr>
+      <w:rPr>
+        <w:rFonts w:ascii="Courier New" w:hAnsi="Courier New" w:cs="Courier New" w:hint="default"/>
+      </w:rPr>
+    </w:lvl>
+    <w:lvl w:ilvl="5" w:tplc="2C0A0005" w:tentative="1">
+      <w:start w:val="1"/>
+      <w:numFmt w:val="bullet"/>
+      <w:lvlText w:val=""/>
+      <w:lvlJc w:val="left"/>
+      <w:pPr>
+        <w:ind w:left="4680" w:hanging="360"/>
+      </w:pPr>
+      <w:rPr>
+        <w:rFonts w:ascii="Wingdings" w:hAnsi="Wingdings" w:hint="default"/>
+      </w:rPr>
+    </w:lvl>
+    <w:lvl w:ilvl="6" w:tplc="2C0A0001" w:tentative="1">
+      <w:start w:val="1"/>
+      <w:numFmt w:val="bullet"/>
+      <w:lvlText w:val=""/>
+      <w:lvlJc w:val="left"/>
+      <w:pPr>
+        <w:ind w:left="5400" w:hanging="360"/>
+      </w:pPr>
+      <w:rPr>
+        <w:rFonts w:ascii="Symbol" w:hAnsi="Symbol" w:hint="default"/>
+      </w:rPr>
+    </w:lvl>
+    <w:lvl w:ilvl="7" w:tplc="2C0A0003" w:tentative="1">
+      <w:start w:val="1"/>
+      <w:numFmt w:val="bullet"/>
+      <w:lvlText w:val="o"/>
+      <w:lvlJc w:val="left"/>
+      <w:pPr>
+        <w:ind w:left="6120" w:hanging="360"/>
+      </w:pPr>
+      <w:rPr>
+        <w:rFonts w:ascii="Courier New" w:hAnsi="Courier New" w:cs="Courier New" w:hint="default"/>
+      </w:rPr>
+    </w:lvl>
+    <w:lvl w:ilvl="8" w:tplc="2C0A0005" w:tentative="1">
+      <w:start w:val="1"/>
+      <w:numFmt w:val="bullet"/>
+      <w:lvlText w:val=""/>
+      <w:lvlJc w:val="left"/>
+      <w:pPr>
+        <w:ind w:left="6840" w:hanging="360"/>
+      </w:pPr>
+      <w:rPr>
+        <w:rFonts w:ascii="Wingdings" w:hAnsi="Wingdings" w:hint="default"/>
+      </w:rPr>
+    </w:lvl>
+  </w:abstractNum>
   <w:num w:numId="1">
+    <w:abstractNumId w:val="1"/>
+  </w:num>
+  <w:num w:numId="2">
+    <w:abstractNumId w:val="2"/>
+  </w:num>
+  <w:num w:numId="3">
     <w:abstractNumId w:val="0"/>
   </w:num>
 </w:numbering>
@@ -1192,18 +1302,25 @@
     <w:link w:val="Heading1Char"/>
     <w:uiPriority w:val="9"/>
     <w:qFormat/>
-    <w:rsid w:val="00721489"/>
+    <w:rsid w:val="00CE3C8F"/>
     <w:pPr>
       <w:keepNext/>
       <w:keepLines/>
       <w:spacing w:before="240" w:after="0"/>
+      <w:jc w:val="both"/>
       <w:outlineLvl w:val="0"/>
     </w:pPr>
     <w:rPr>
       <w:rFonts w:asciiTheme="majorHAnsi" w:eastAsiaTheme="majorEastAsia" w:hAnsiTheme="majorHAnsi" w:cstheme="majorBidi"/>
-      <w:color w:val="2F5496" w:themeColor="accent1" w:themeShade="BF"/>
+      <w:color w:val="000000" w:themeColor="text1"/>
       <w:sz w:val="32"/>
       <w:szCs w:val="32"/>
+      <w:lang w:val="es-AR"/>
+      <w14:textOutline w14:w="0" w14:cap="flat" w14:cmpd="sng" w14:algn="ctr">
+        <w14:noFill/>
+        <w14:prstDash w14:val="solid"/>
+        <w14:round/>
+      </w14:textOutline>
     </w:rPr>
   </w:style>
   <w:style w:type="character" w:default="1" w:styleId="DefaultParagraphFont">
@@ -1272,12 +1389,18 @@
     <w:basedOn w:val="DefaultParagraphFont"/>
     <w:link w:val="Heading1"/>
     <w:uiPriority w:val="9"/>
-    <w:rsid w:val="00721489"/>
+    <w:rsid w:val="00CE3C8F"/>
     <w:rPr>
       <w:rFonts w:asciiTheme="majorHAnsi" w:eastAsiaTheme="majorEastAsia" w:hAnsiTheme="majorHAnsi" w:cstheme="majorBidi"/>
-      <w:color w:val="2F5496" w:themeColor="accent1" w:themeShade="BF"/>
+      <w:color w:val="000000" w:themeColor="text1"/>
       <w:sz w:val="32"/>
       <w:szCs w:val="32"/>
+      <w:lang w:val="es-AR"/>
+      <w14:textOutline w14:w="0" w14:cap="flat" w14:cmpd="sng" w14:algn="ctr">
+        <w14:noFill/>
+        <w14:prstDash w14:val="solid"/>
+        <w14:round/>
+      </w14:textOutline>
     </w:rPr>
   </w:style>
   <w:style w:type="paragraph" w:styleId="ListParagraph">

--- a/Documentation/Guia De Programacion.docx
+++ b/Documentation/Guia De Programacion.docx
@@ -26,43 +26,45 @@
         <w:rPr>
           <w:lang w:val="es-AR"/>
         </w:rPr>
+        <w:t xml:space="preserve"> Programación</w:t>
+      </w:r>
+      <w:r>
+        <w:rPr>
+          <w:lang w:val="es-AR"/>
+        </w:rPr>
         <w:t xml:space="preserve"> </w:t>
       </w:r>
-      <w:bookmarkStart w:id="0" w:name="_GoBack"/>
-      <w:bookmarkEnd w:id="0"/>
-      <w:r>
-        <w:rPr>
-          <w:lang w:val="es-AR"/>
-        </w:rPr>
-        <w:t>Programación</w:t>
-      </w:r>
-      <w:r>
-        <w:rPr>
-          <w:lang w:val="es-AR"/>
-        </w:rPr>
-        <w:t xml:space="preserve"> </w:t>
-      </w:r>
-    </w:p>
-    <w:p>
-      <w:pPr>
-        <w:rPr>
-          <w:lang w:val="es-AR"/>
-        </w:rPr>
-      </w:pPr>
-    </w:p>
-    <w:p>
-      <w:pPr>
-        <w:rPr>
-          <w:lang w:val="es-AR"/>
-        </w:rPr>
-      </w:pPr>
-    </w:p>
-    <w:p>
-      <w:pPr>
-        <w:rPr>
-          <w:lang w:val="es-AR"/>
-        </w:rPr>
-      </w:pPr>
+    </w:p>
+    <w:p>
+      <w:pPr>
+        <w:rPr>
+          <w:lang w:val="es-AR"/>
+        </w:rPr>
+      </w:pPr>
+      <w:r>
+        <w:rPr>
+          <w:lang w:val="es-AR"/>
+        </w:rPr>
+        <w:t xml:space="preserve">Este documento aspira a combinar toda la </w:t>
+      </w:r>
+      <w:r>
+        <w:rPr>
+          <w:lang w:val="es-AR"/>
+        </w:rPr>
+        <w:t>información</w:t>
+      </w:r>
+      <w:r>
+        <w:rPr>
+          <w:lang w:val="es-AR"/>
+        </w:rPr>
+        <w:t xml:space="preserve"> necesaria para empezar a programar el </w:t>
+      </w:r>
+      <w:r>
+        <w:rPr>
+          <w:lang w:val="es-AR"/>
+        </w:rPr>
+        <w:t>programa de administración del experimento de microscopía.</w:t>
+      </w:r>
     </w:p>
     <w:p>
       <w:pPr>
@@ -102,14 +104,112 @@
         </w:rPr>
         <w:t xml:space="preserve">Un conocimiento general de </w:t>
       </w:r>
-      <w:proofErr w:type="spellStart"/>
-      <w:r>
-        <w:rPr>
-          <w:lang w:val="es-AR"/>
-        </w:rPr>
-        <w:t>python</w:t>
-      </w:r>
-      <w:proofErr w:type="spellEnd"/>
+      <w:r>
+        <w:rPr>
+          <w:lang w:val="es-AR"/>
+        </w:rPr>
+        <w:t>Python</w:t>
+      </w:r>
+    </w:p>
+    <w:p>
+      <w:pPr>
+        <w:pStyle w:val="ListParagraph"/>
+        <w:numPr>
+          <w:ilvl w:val="0"/>
+          <w:numId w:val="3"/>
+        </w:numPr>
+        <w:rPr>
+          <w:lang w:val="es-AR"/>
+        </w:rPr>
+      </w:pPr>
+      <w:r>
+        <w:rPr>
+          <w:lang w:val="es-AR"/>
+        </w:rPr>
+        <w:t>Conocimiento de librería Lantz</w:t>
+      </w:r>
+      <w:r>
+        <w:rPr>
+          <w:vertAlign w:val="superscript"/>
+          <w:lang w:val="es-AR"/>
+        </w:rPr>
+        <w:t>1</w:t>
+      </w:r>
+    </w:p>
+    <w:p>
+      <w:pPr>
+        <w:pStyle w:val="ListParagraph"/>
+        <w:numPr>
+          <w:ilvl w:val="0"/>
+          <w:numId w:val="3"/>
+        </w:numPr>
+        <w:rPr>
+          <w:lang w:val="es-AR"/>
+        </w:rPr>
+      </w:pPr>
+      <w:r>
+        <w:rPr>
+          <w:lang w:val="es-AR"/>
+        </w:rPr>
+        <w:t>Conocimiento de librería QT</w:t>
+      </w:r>
+    </w:p>
+    <w:p>
+      <w:pPr>
+        <w:pStyle w:val="ListParagraph"/>
+        <w:numPr>
+          <w:ilvl w:val="0"/>
+          <w:numId w:val="3"/>
+        </w:numPr>
+        <w:rPr>
+          <w:lang w:val="es-AR"/>
+        </w:rPr>
+      </w:pPr>
+      <w:r>
+        <w:rPr>
+          <w:lang w:val="es-AR"/>
+        </w:rPr>
+        <w:t>Conocimiento de librerías de drivers</w:t>
+      </w:r>
+      <w:r>
+        <w:rPr>
+          <w:vertAlign w:val="superscript"/>
+          <w:lang w:val="es-AR"/>
+        </w:rPr>
+        <w:t>2</w:t>
+      </w:r>
+    </w:p>
+    <w:p>
+      <w:pPr>
+        <w:rPr>
+          <w:lang w:val="es-AR"/>
+        </w:rPr>
+      </w:pPr>
+      <w:r>
+        <w:rPr>
+          <w:lang w:val="es-AR"/>
+        </w:rPr>
+        <w:t>1</w:t>
+      </w:r>
+      <w:r>
+        <w:rPr>
+          <w:lang w:val="es-AR"/>
+        </w:rPr>
+        <w:t>: Hay una guía de Lantz en esta carpeta de documentación.</w:t>
+      </w:r>
+      <w:r>
+        <w:rPr>
+          <w:lang w:val="es-AR"/>
+        </w:rPr>
+        <w:br/>
+        <w:t>2: Los manuales de l</w:t>
+      </w:r>
+      <w:r>
+        <w:rPr>
+          <w:lang w:val="es-AR"/>
+        </w:rPr>
+        <w:t>os driver se pueden encontrar en esta carpeta</w:t>
+      </w:r>
     </w:p>
     <w:p>
       <w:pPr>
@@ -161,14 +261,12 @@
           <w:lang w:val="es-AR"/>
         </w:rPr>
       </w:pPr>
-      <w:proofErr w:type="spellStart"/>
       <w:r>
         <w:rPr>
           <w:lang w:val="es-AR"/>
         </w:rPr>
         <w:t>Assets</w:t>
       </w:r>
-      <w:proofErr w:type="spellEnd"/>
       <w:r>
         <w:rPr>
           <w:lang w:val="es-AR"/>
@@ -206,14 +304,12 @@
           <w:lang w:val="es-AR"/>
         </w:rPr>
       </w:pPr>
-      <w:proofErr w:type="spellStart"/>
       <w:r>
         <w:rPr>
           <w:lang w:val="es-AR"/>
         </w:rPr>
         <w:t>Backend</w:t>
       </w:r>
-      <w:proofErr w:type="spellEnd"/>
       <w:r>
         <w:rPr>
           <w:lang w:val="es-AR"/>
@@ -233,33 +329,17 @@
           <w:lang w:val="es-AR"/>
         </w:rPr>
       </w:pPr>
-      <w:proofErr w:type="spellStart"/>
       <w:r>
         <w:rPr>
           <w:lang w:val="es-AR"/>
         </w:rPr>
         <w:t>Documentation</w:t>
       </w:r>
-      <w:proofErr w:type="spellEnd"/>
-      <w:r>
-        <w:rPr>
-          <w:lang w:val="es-AR"/>
-        </w:rPr>
-        <w:t xml:space="preserve">: Esta carpeta contiene todos los archivos que explican la funcionalidad del programa, como instalarlo y como desarrollar para </w:t>
-      </w:r>
-      <w:proofErr w:type="spellStart"/>
-      <w:r>
-        <w:rPr>
-          <w:lang w:val="es-AR"/>
-        </w:rPr>
-        <w:t>el</w:t>
-      </w:r>
-      <w:proofErr w:type="spellEnd"/>
-      <w:r>
-        <w:rPr>
-          <w:lang w:val="es-AR"/>
-        </w:rPr>
-        <w:t>. Ej.: Esta guía.</w:t>
+      <w:r>
+        <w:rPr>
+          <w:lang w:val="es-AR"/>
+        </w:rPr>
+        <w:t>: Esta carpeta contiene todos los archivos que explican la funcionalidad del programa, como instalarlo y como desarrollar para el. Ej.: Esta guía.</w:t>
       </w:r>
     </w:p>
     <w:p>
@@ -323,14 +403,12 @@
           <w:lang w:val="es-AR"/>
         </w:rPr>
       </w:pPr>
-      <w:proofErr w:type="spellStart"/>
       <w:r>
         <w:rPr>
           <w:lang w:val="es-AR"/>
         </w:rPr>
         <w:t>Model</w:t>
       </w:r>
-      <w:proofErr w:type="spellEnd"/>
       <w:r>
         <w:rPr>
           <w:lang w:val="es-AR"/>
@@ -368,14 +446,12 @@
           <w:lang w:val="es-AR"/>
         </w:rPr>
       </w:pPr>
-      <w:proofErr w:type="spellStart"/>
       <w:r>
         <w:rPr>
           <w:lang w:val="es-AR"/>
         </w:rPr>
         <w:t>Results</w:t>
       </w:r>
-      <w:proofErr w:type="spellEnd"/>
       <w:r>
         <w:rPr>
           <w:lang w:val="es-AR"/>
@@ -395,14 +471,12 @@
           <w:lang w:val="es-AR"/>
         </w:rPr>
       </w:pPr>
-      <w:proofErr w:type="spellStart"/>
       <w:r>
         <w:rPr>
           <w:lang w:val="es-AR"/>
         </w:rPr>
         <w:t>UnitTest</w:t>
       </w:r>
-      <w:proofErr w:type="spellEnd"/>
       <w:r>
         <w:rPr>
           <w:lang w:val="es-AR"/>
@@ -468,78 +542,464 @@
         <w:rPr>
           <w:lang w:val="es-AR"/>
         </w:rPr>
-        <w:t xml:space="preserve">administración de las ventanas del programa y las funciones visuales. En una subcarpeta llamada </w:t>
-      </w:r>
-      <w:proofErr w:type="spellStart"/>
-      <w:r>
-        <w:rPr>
-          <w:lang w:val="es-AR"/>
-        </w:rPr>
-        <w:t>frontend</w:t>
-      </w:r>
-      <w:proofErr w:type="spellEnd"/>
-      <w:r>
-        <w:rPr>
-          <w:lang w:val="es-AR"/>
-        </w:rPr>
-        <w:t xml:space="preserve"> guardo las diferentes secciones visuales de la pantalla y la administración de los botones y controles que se ven en la pantalla. Y como subcarpeta ahí se </w:t>
-      </w:r>
-      <w:proofErr w:type="spellStart"/>
-      <w:r>
-        <w:rPr>
-          <w:lang w:val="es-AR"/>
-        </w:rPr>
-        <w:t>encuntran</w:t>
-      </w:r>
-      <w:proofErr w:type="spellEnd"/>
-      <w:r>
-        <w:rPr>
-          <w:lang w:val="es-AR"/>
-        </w:rPr>
-        <w:t xml:space="preserve"> los archivos del </w:t>
-      </w:r>
-      <w:proofErr w:type="spellStart"/>
-      <w:r>
-        <w:rPr>
-          <w:lang w:val="es-AR"/>
-        </w:rPr>
-        <w:t>qt</w:t>
-      </w:r>
-      <w:proofErr w:type="spellEnd"/>
+        <w:t xml:space="preserve">administración de las ventanas del programa y las funciones visuales. En una subcarpeta llamada frontend guardo las diferentes secciones visuales de la pantalla y la administración de los botones y controles que se ven en la pantalla. Y como subcarpeta ahí se </w:t>
+      </w:r>
+      <w:r>
+        <w:rPr>
+          <w:lang w:val="es-AR"/>
+        </w:rPr>
+        <w:t>encuentran</w:t>
+      </w:r>
+      <w:r>
+        <w:rPr>
+          <w:lang w:val="es-AR"/>
+        </w:rPr>
+        <w:t xml:space="preserve"> los archivos del qt designer .ui que indican como se ve la pantalla gráficamente. Ej. Program_window.py administra como se ve la pantalla principal.</w:t>
+      </w:r>
+    </w:p>
+    <w:p>
+      <w:pPr>
+        <w:pStyle w:val="Heading1"/>
+      </w:pPr>
+      <w:r>
+        <w:t>Diagrama UML</w:t>
+      </w:r>
+      <w:r>
+        <w:t xml:space="preserve"> de las clases</w:t>
+      </w:r>
+      <w:r>
+        <w:t>:</w:t>
+      </w:r>
+    </w:p>
+    <w:p>
+      <w:pPr>
+        <w:rPr>
+          <w:lang w:val="es-AR"/>
+        </w:rPr>
+      </w:pPr>
+    </w:p>
+    <w:p>
+      <w:pPr>
+        <w:rPr>
+          <w:lang w:val="es-AR"/>
+        </w:rPr>
+      </w:pPr>
+      <w:r>
+        <w:rPr>
+          <w:lang w:val="es-AR"/>
+        </w:rPr>
+        <w:t xml:space="preserve"> Se puede encontrar un diagrama uml de todos los archivos: </w:t>
+      </w:r>
+      <w:r>
+        <w:rPr>
+          <w:lang w:val="es-AR"/>
+        </w:rPr>
+        <w:t>Clases de Microscopia</w:t>
+      </w:r>
+      <w:r>
+        <w:rPr>
+          <w:lang w:val="es-AR"/>
+        </w:rPr>
+        <w:t>.</w:t>
+      </w:r>
+      <w:r>
+        <w:rPr>
+          <w:lang w:val="es-AR"/>
+        </w:rPr>
+        <w:t>png</w:t>
+      </w:r>
+    </w:p>
+    <w:p>
+      <w:pPr>
+        <w:rPr>
+          <w:lang w:val="es-AR"/>
+        </w:rPr>
+      </w:pPr>
+      <w:r>
+        <w:rPr>
+          <w:lang w:val="es-AR"/>
+        </w:rPr>
+        <w:t>Ej.</w:t>
+      </w:r>
+      <w:r>
+        <w:rPr>
+          <w:lang w:val="es-AR"/>
+        </w:rPr>
+        <w:t xml:space="preserve"> de una </w:t>
+      </w:r>
+      <w:r>
+        <w:rPr>
+          <w:lang w:val="es-AR"/>
+        </w:rPr>
+        <w:t>sección</w:t>
+      </w:r>
+    </w:p>
+    <w:p>
+      <w:pPr>
+        <w:rPr>
+          <w:lang w:val="es-AR"/>
+        </w:rPr>
+      </w:pPr>
+    </w:p>
+    <w:p>
+      <w:pPr>
+        <w:rPr>
+          <w:lang w:val="es-AR"/>
+        </w:rPr>
+      </w:pPr>
+      <w:r>
+        <w:rPr>
+          <w:noProof/>
+          <w:lang w:val="es-AR" w:eastAsia="es-AR"/>
+        </w:rPr>
+        <w:lastRenderedPageBreak/>
+        <w:drawing>
+          <wp:anchor distT="0" distB="0" distL="114300" distR="114300" simplePos="0" relativeHeight="251658240" behindDoc="1" locked="0" layoutInCell="1" allowOverlap="1" wp14:anchorId="5B1CF2BB" wp14:editId="0E3FDF56">
+            <wp:simplePos x="0" y="0"/>
+            <wp:positionH relativeFrom="margin">
+              <wp:posOffset>523875</wp:posOffset>
+            </wp:positionH>
+            <wp:positionV relativeFrom="paragraph">
+              <wp:posOffset>0</wp:posOffset>
+            </wp:positionV>
+            <wp:extent cx="5267325" cy="5989955"/>
+            <wp:effectExtent l="0" t="0" r="9525" b="0"/>
+            <wp:wrapTight wrapText="bothSides">
+              <wp:wrapPolygon edited="0">
+                <wp:start x="0" y="0"/>
+                <wp:lineTo x="0" y="21502"/>
+                <wp:lineTo x="21561" y="21502"/>
+                <wp:lineTo x="21561" y="0"/>
+                <wp:lineTo x="0" y="0"/>
+              </wp:wrapPolygon>
+            </wp:wrapTight>
+            <wp:docPr id="1" name="Picture 1"/>
+            <wp:cNvGraphicFramePr>
+              <a:graphicFrameLocks xmlns:a="http://schemas.openxmlformats.org/drawingml/2006/main" noChangeAspect="1"/>
+            </wp:cNvGraphicFramePr>
+            <a:graphic xmlns:a="http://schemas.openxmlformats.org/drawingml/2006/main">
+              <a:graphicData uri="http://schemas.openxmlformats.org/drawingml/2006/picture">
+                <pic:pic xmlns:pic="http://schemas.openxmlformats.org/drawingml/2006/picture">
+                  <pic:nvPicPr>
+                    <pic:cNvPr id="1" name=""/>
+                    <pic:cNvPicPr/>
+                  </pic:nvPicPr>
+                  <pic:blipFill>
+                    <a:blip r:embed="rId5">
+                      <a:extLst>
+                        <a:ext uri="{28A0092B-C50C-407E-A947-70E740481C1C}">
+                          <a14:useLocalDpi xmlns:a14="http://schemas.microsoft.com/office/drawing/2010/main" val="0"/>
+                        </a:ext>
+                      </a:extLst>
+                    </a:blip>
+                    <a:stretch>
+                      <a:fillRect/>
+                    </a:stretch>
+                  </pic:blipFill>
+                  <pic:spPr>
+                    <a:xfrm>
+                      <a:off x="0" y="0"/>
+                      <a:ext cx="5267325" cy="5989955"/>
+                    </a:xfrm>
+                    <a:prstGeom prst="rect">
+                      <a:avLst/>
+                    </a:prstGeom>
+                  </pic:spPr>
+                </pic:pic>
+              </a:graphicData>
+            </a:graphic>
+            <wp14:sizeRelH relativeFrom="margin">
+              <wp14:pctWidth>0</wp14:pctWidth>
+            </wp14:sizeRelH>
+            <wp14:sizeRelV relativeFrom="margin">
+              <wp14:pctHeight>0</wp14:pctHeight>
+            </wp14:sizeRelV>
+          </wp:anchor>
+        </w:drawing>
+      </w:r>
+    </w:p>
+    <w:p>
+      <w:pPr>
+        <w:rPr>
+          <w:lang w:val="es-AR"/>
+        </w:rPr>
+      </w:pPr>
+    </w:p>
+    <w:p>
+      <w:pPr>
+        <w:pStyle w:val="Heading1"/>
+      </w:pPr>
+      <w:r>
+        <w:t xml:space="preserve">Referencia </w:t>
+      </w:r>
+    </w:p>
+    <w:p>
+      <w:pPr>
+        <w:rPr>
+          <w:lang w:val="es-AR"/>
+        </w:rPr>
+      </w:pPr>
+      <w:r>
+        <w:rPr>
+          <w:lang w:val="es-AR"/>
+        </w:rPr>
+        <w:drawing>
+          <wp:anchor distT="0" distB="0" distL="114300" distR="114300" simplePos="0" relativeHeight="251660288" behindDoc="1" locked="0" layoutInCell="1" allowOverlap="1" wp14:anchorId="0904F726" wp14:editId="6950797A">
+            <wp:simplePos x="0" y="0"/>
+            <wp:positionH relativeFrom="margin">
+              <wp:align>right</wp:align>
+            </wp:positionH>
+            <wp:positionV relativeFrom="paragraph">
+              <wp:posOffset>871220</wp:posOffset>
+            </wp:positionV>
+            <wp:extent cx="6646545" cy="1597025"/>
+            <wp:effectExtent l="0" t="0" r="1905" b="3175"/>
+            <wp:wrapTight wrapText="bothSides">
+              <wp:wrapPolygon edited="0">
+                <wp:start x="0" y="0"/>
+                <wp:lineTo x="0" y="21385"/>
+                <wp:lineTo x="21544" y="21385"/>
+                <wp:lineTo x="21544" y="0"/>
+                <wp:lineTo x="0" y="0"/>
+              </wp:wrapPolygon>
+            </wp:wrapTight>
+            <wp:docPr id="3" name="Picture 3"/>
+            <wp:cNvGraphicFramePr>
+              <a:graphicFrameLocks xmlns:a="http://schemas.openxmlformats.org/drawingml/2006/main" noChangeAspect="1"/>
+            </wp:cNvGraphicFramePr>
+            <a:graphic xmlns:a="http://schemas.openxmlformats.org/drawingml/2006/main">
+              <a:graphicData uri="http://schemas.openxmlformats.org/drawingml/2006/picture">
+                <pic:pic xmlns:pic="http://schemas.openxmlformats.org/drawingml/2006/picture">
+                  <pic:nvPicPr>
+                    <pic:cNvPr id="1" name=""/>
+                    <pic:cNvPicPr/>
+                  </pic:nvPicPr>
+                  <pic:blipFill>
+                    <a:blip r:embed="rId6">
+                      <a:extLst>
+                        <a:ext uri="{28A0092B-C50C-407E-A947-70E740481C1C}">
+                          <a14:useLocalDpi xmlns:a14="http://schemas.microsoft.com/office/drawing/2010/main" val="0"/>
+                        </a:ext>
+                      </a:extLst>
+                    </a:blip>
+                    <a:stretch>
+                      <a:fillRect/>
+                    </a:stretch>
+                  </pic:blipFill>
+                  <pic:spPr>
+                    <a:xfrm>
+                      <a:off x="0" y="0"/>
+                      <a:ext cx="6646545" cy="1597025"/>
+                    </a:xfrm>
+                    <a:prstGeom prst="rect">
+                      <a:avLst/>
+                    </a:prstGeom>
+                  </pic:spPr>
+                </pic:pic>
+              </a:graphicData>
+            </a:graphic>
+          </wp:anchor>
+        </w:drawing>
+      </w:r>
+      <w:r>
+        <w:rPr>
+          <w:lang w:val="es-AR"/>
+        </w:rPr>
+        <w:t>La referencia</w:t>
+      </w:r>
+      <w:r>
+        <w:rPr>
+          <w:lang w:val="es-AR"/>
+        </w:rPr>
+        <w:t xml:space="preserve"> es una lista de todos los módulos y sus respectivas clases y funciones presentes en su interior.</w:t>
+      </w:r>
       <w:r>
         <w:rPr>
           <w:lang w:val="es-AR"/>
         </w:rPr>
         <w:t xml:space="preserve"> </w:t>
       </w:r>
-      <w:proofErr w:type="spellStart"/>
-      <w:r>
-        <w:rPr>
-          <w:lang w:val="es-AR"/>
-        </w:rPr>
-        <w:t>designer</w:t>
-      </w:r>
-      <w:proofErr w:type="spellEnd"/>
-      <w:r>
-        <w:rPr>
-          <w:lang w:val="es-AR"/>
-        </w:rPr>
-        <w:t xml:space="preserve"> .</w:t>
-      </w:r>
-      <w:proofErr w:type="spellStart"/>
-      <w:r>
-        <w:rPr>
-          <w:lang w:val="es-AR"/>
-        </w:rPr>
-        <w:t>ui</w:t>
-      </w:r>
-      <w:proofErr w:type="spellEnd"/>
-      <w:r>
-        <w:rPr>
-          <w:lang w:val="es-AR"/>
-        </w:rPr>
-        <w:t xml:space="preserve"> que indican como se ve la pantalla gráficamente. Ej. Program_window.py administra como se ve la pantalla principal.</w:t>
-      </w:r>
+      <w:r>
+        <w:rPr>
+          <w:lang w:val="es-AR"/>
+        </w:rPr>
+        <w:t xml:space="preserve">La referencia se encuentra </w:t>
+      </w:r>
+      <w:r>
+        <w:rPr>
+          <w:lang w:val="es-AR"/>
+        </w:rPr>
+        <w:t xml:space="preserve">en el archivo web </w:t>
+      </w:r>
+      <w:hyperlink r:id="rId7" w:history="1">
+        <w:r>
+          <w:rPr>
+            <w:rStyle w:val="Hyperlink"/>
+            <w:lang w:val="es-AR"/>
+          </w:rPr>
+          <w:t>“Documentation Reference.html”</w:t>
+        </w:r>
+      </w:hyperlink>
+      <w:r>
+        <w:rPr>
+          <w:rStyle w:val="Hyperlink"/>
+          <w:lang w:val="es-AR"/>
+        </w:rPr>
+        <w:t>.</w:t>
+      </w:r>
+      <w:r>
+        <w:rPr>
+          <w:rStyle w:val="Hyperlink"/>
+          <w:color w:val="auto"/>
+          <w:u w:val="none"/>
+          <w:lang w:val="es-AR"/>
+        </w:rPr>
+        <w:t xml:space="preserve"> Puede ver mas de como se genera en su propia </w:t>
+      </w:r>
+      <w:r>
+        <w:rPr>
+          <w:rStyle w:val="Hyperlink"/>
+          <w:color w:val="auto"/>
+          <w:u w:val="none"/>
+          <w:lang w:val="es-AR"/>
+        </w:rPr>
+        <w:t>guía.</w:t>
+      </w:r>
+    </w:p>
+    <w:p>
+      <w:pPr>
+        <w:rPr>
+          <w:lang w:val="es-AR"/>
+        </w:rPr>
+      </w:pPr>
+      <w:r>
+        <w:rPr>
+          <w:lang w:val="es-AR"/>
+        </w:rPr>
+        <w:lastRenderedPageBreak/>
+        <w:drawing>
+          <wp:anchor distT="0" distB="0" distL="114300" distR="114300" simplePos="0" relativeHeight="251659264" behindDoc="1" locked="0" layoutInCell="1" allowOverlap="1" wp14:anchorId="2D9AE0E7" wp14:editId="3717F79E">
+            <wp:simplePos x="0" y="0"/>
+            <wp:positionH relativeFrom="margin">
+              <wp:align>right</wp:align>
+            </wp:positionH>
+            <wp:positionV relativeFrom="paragraph">
+              <wp:posOffset>288925</wp:posOffset>
+            </wp:positionV>
+            <wp:extent cx="6646545" cy="3063240"/>
+            <wp:effectExtent l="0" t="0" r="1905" b="3810"/>
+            <wp:wrapTight wrapText="bothSides">
+              <wp:wrapPolygon edited="0">
+                <wp:start x="0" y="0"/>
+                <wp:lineTo x="0" y="21493"/>
+                <wp:lineTo x="21544" y="21493"/>
+                <wp:lineTo x="21544" y="0"/>
+                <wp:lineTo x="0" y="0"/>
+              </wp:wrapPolygon>
+            </wp:wrapTight>
+            <wp:docPr id="2" name="Picture 2"/>
+            <wp:cNvGraphicFramePr>
+              <a:graphicFrameLocks xmlns:a="http://schemas.openxmlformats.org/drawingml/2006/main" noChangeAspect="1"/>
+            </wp:cNvGraphicFramePr>
+            <a:graphic xmlns:a="http://schemas.openxmlformats.org/drawingml/2006/main">
+              <a:graphicData uri="http://schemas.openxmlformats.org/drawingml/2006/picture">
+                <pic:pic xmlns:pic="http://schemas.openxmlformats.org/drawingml/2006/picture">
+                  <pic:nvPicPr>
+                    <pic:cNvPr id="1" name=""/>
+                    <pic:cNvPicPr/>
+                  </pic:nvPicPr>
+                  <pic:blipFill>
+                    <a:blip r:embed="rId8">
+                      <a:extLst>
+                        <a:ext uri="{28A0092B-C50C-407E-A947-70E740481C1C}">
+                          <a14:useLocalDpi xmlns:a14="http://schemas.microsoft.com/office/drawing/2010/main" val="0"/>
+                        </a:ext>
+                      </a:extLst>
+                    </a:blip>
+                    <a:stretch>
+                      <a:fillRect/>
+                    </a:stretch>
+                  </pic:blipFill>
+                  <pic:spPr>
+                    <a:xfrm>
+                      <a:off x="0" y="0"/>
+                      <a:ext cx="6646545" cy="3063240"/>
+                    </a:xfrm>
+                    <a:prstGeom prst="rect">
+                      <a:avLst/>
+                    </a:prstGeom>
+                  </pic:spPr>
+                </pic:pic>
+              </a:graphicData>
+            </a:graphic>
+          </wp:anchor>
+        </w:drawing>
+      </w:r>
+      <w:r>
+        <w:rPr>
+          <w:lang w:val="es-AR"/>
+        </w:rPr>
+        <w:t xml:space="preserve">Ejemplo </w:t>
+      </w:r>
+      <w:r>
+        <w:rPr>
+          <w:lang w:val="es-AR"/>
+        </w:rPr>
+        <w:t>del</w:t>
+      </w:r>
+      <w:r>
+        <w:rPr>
+          <w:lang w:val="es-AR"/>
+        </w:rPr>
+        <w:t xml:space="preserve"> </w:t>
+      </w:r>
+      <w:r>
+        <w:rPr>
+          <w:lang w:val="es-AR"/>
+        </w:rPr>
+        <w:t>módulo</w:t>
+      </w:r>
+      <w:r>
+        <w:rPr>
+          <w:lang w:val="es-AR"/>
+        </w:rPr>
+        <w:t xml:space="preserve"> Model.point:</w:t>
+      </w:r>
+    </w:p>
+    <w:p>
+      <w:pPr>
+        <w:rPr>
+          <w:lang w:val="es-AR"/>
+        </w:rPr>
+      </w:pPr>
+    </w:p>
+    <w:p>
+      <w:pPr>
+        <w:rPr>
+          <w:lang w:val="es-AR"/>
+        </w:rPr>
+      </w:pPr>
+      <w:r>
+        <w:rPr>
+          <w:lang w:val="es-AR"/>
+        </w:rPr>
+        <w:t xml:space="preserve">Pueden verse ahí los comentarios del programa y ver que funciones y clases están definidas </w:t>
+      </w:r>
+      <w:r>
+        <w:rPr>
+          <w:lang w:val="es-AR"/>
+        </w:rPr>
+        <w:t>ahí.</w:t>
+      </w:r>
+      <w:bookmarkStart w:id="0" w:name="_GoBack"/>
+      <w:bookmarkEnd w:id="0"/>
+    </w:p>
+    <w:p>
+      <w:pPr>
+        <w:rPr>
+          <w:lang w:val="es-AR"/>
+        </w:rPr>
+      </w:pPr>
     </w:p>
     <w:sectPr>
       <w:pgSz w:w="11907" w:h="16840" w:code="9"/>
@@ -1414,6 +1874,17 @@
       <w:contextualSpacing/>
     </w:pPr>
   </w:style>
+  <w:style w:type="character" w:styleId="Hyperlink">
+    <w:name w:val="Hyperlink"/>
+    <w:basedOn w:val="DefaultParagraphFont"/>
+    <w:uiPriority w:val="99"/>
+    <w:unhideWhenUsed/>
+    <w:rsid w:val="00E37D32"/>
+    <w:rPr>
+      <w:color w:val="0563C1" w:themeColor="hyperlink"/>
+      <w:u w:val="single"/>
+    </w:rPr>
+  </w:style>
 </w:styles>
 </file>
 

--- a/Documentation/Guia De Programacion.docx
+++ b/Documentation/Guia De Programacion.docx
@@ -7,29 +7,34 @@
         <w:pStyle w:val="Title"/>
         <w:jc w:val="both"/>
         <w:rPr>
-          <w:lang w:val="es-AR"/>
-        </w:rPr>
-      </w:pPr>
-      <w:r>
-        <w:rPr>
+          <w:u w:val="single"/>
+          <w:lang w:val="es-AR"/>
+        </w:rPr>
+      </w:pPr>
+      <w:r>
+        <w:rPr>
+          <w:u w:val="single"/>
           <w:lang w:val="es-AR"/>
         </w:rPr>
         <w:t>Guía</w:t>
       </w:r>
       <w:r>
         <w:rPr>
+          <w:u w:val="single"/>
           <w:lang w:val="es-AR"/>
         </w:rPr>
         <w:t xml:space="preserve"> de</w:t>
       </w:r>
       <w:r>
         <w:rPr>
+          <w:u w:val="single"/>
           <w:lang w:val="es-AR"/>
         </w:rPr>
         <w:t xml:space="preserve"> Programación</w:t>
       </w:r>
       <w:r>
         <w:rPr>
+          <w:u w:val="single"/>
           <w:lang w:val="es-AR"/>
         </w:rPr>
         <w:t xml:space="preserve"> </w:t>
@@ -41,6 +46,13 @@
           <w:lang w:val="es-AR"/>
         </w:rPr>
       </w:pPr>
+    </w:p>
+    <w:p>
+      <w:pPr>
+        <w:rPr>
+          <w:lang w:val="es-AR"/>
+        </w:rPr>
+      </w:pPr>
       <w:r>
         <w:rPr>
           <w:lang w:val="es-AR"/>
@@ -69,8 +81,20 @@
     <w:p>
       <w:pPr>
         <w:pStyle w:val="Heading1"/>
-      </w:pPr>
-      <w:r>
+        <w:rPr>
+          <w:u w:val="single"/>
+        </w:rPr>
+      </w:pPr>
+      <w:r>
+        <w:rPr>
+          <w:u w:val="single"/>
+        </w:rPr>
+        <w:t xml:space="preserve">0. </w:t>
+      </w:r>
+      <w:r>
+        <w:rPr>
+          <w:u w:val="single"/>
+        </w:rPr>
         <w:t>Requerimientos:</w:t>
       </w:r>
     </w:p>
@@ -222,8 +246,20 @@
     <w:p>
       <w:pPr>
         <w:pStyle w:val="Heading1"/>
-      </w:pPr>
-      <w:r>
+        <w:rPr>
+          <w:u w:val="single"/>
+        </w:rPr>
+      </w:pPr>
+      <w:r>
+        <w:rPr>
+          <w:u w:val="single"/>
+        </w:rPr>
+        <w:t xml:space="preserve">1. </w:t>
+      </w:r>
+      <w:r>
+        <w:rPr>
+          <w:u w:val="single"/>
+        </w:rPr>
         <w:t>Estructura de los Archivos:</w:t>
       </w:r>
     </w:p>
@@ -261,12 +297,14 @@
           <w:lang w:val="es-AR"/>
         </w:rPr>
       </w:pPr>
+      <w:proofErr w:type="spellStart"/>
       <w:r>
         <w:rPr>
           <w:lang w:val="es-AR"/>
         </w:rPr>
         <w:t>Assets</w:t>
       </w:r>
+      <w:proofErr w:type="spellEnd"/>
       <w:r>
         <w:rPr>
           <w:lang w:val="es-AR"/>
@@ -304,12 +342,14 @@
           <w:lang w:val="es-AR"/>
         </w:rPr>
       </w:pPr>
+      <w:proofErr w:type="spellStart"/>
       <w:r>
         <w:rPr>
           <w:lang w:val="es-AR"/>
         </w:rPr>
         <w:t>Backend</w:t>
       </w:r>
+      <w:proofErr w:type="spellEnd"/>
       <w:r>
         <w:rPr>
           <w:lang w:val="es-AR"/>
@@ -329,17 +369,33 @@
           <w:lang w:val="es-AR"/>
         </w:rPr>
       </w:pPr>
+      <w:proofErr w:type="spellStart"/>
       <w:r>
         <w:rPr>
           <w:lang w:val="es-AR"/>
         </w:rPr>
         <w:t>Documentation</w:t>
       </w:r>
-      <w:r>
-        <w:rPr>
-          <w:lang w:val="es-AR"/>
-        </w:rPr>
-        <w:t>: Esta carpeta contiene todos los archivos que explican la funcionalidad del programa, como instalarlo y como desarrollar para el. Ej.: Esta guía.</w:t>
+      <w:proofErr w:type="spellEnd"/>
+      <w:r>
+        <w:rPr>
+          <w:lang w:val="es-AR"/>
+        </w:rPr>
+        <w:t xml:space="preserve">: Esta carpeta contiene todos los archivos que explican la funcionalidad del programa, como instalarlo y como desarrollar para </w:t>
+      </w:r>
+      <w:proofErr w:type="spellStart"/>
+      <w:r>
+        <w:rPr>
+          <w:lang w:val="es-AR"/>
+        </w:rPr>
+        <w:t>el</w:t>
+      </w:r>
+      <w:proofErr w:type="spellEnd"/>
+      <w:r>
+        <w:rPr>
+          <w:lang w:val="es-AR"/>
+        </w:rPr>
+        <w:t>. Ej.: Esta guía.</w:t>
       </w:r>
     </w:p>
     <w:p>
@@ -403,12 +459,14 @@
           <w:lang w:val="es-AR"/>
         </w:rPr>
       </w:pPr>
+      <w:proofErr w:type="spellStart"/>
       <w:r>
         <w:rPr>
           <w:lang w:val="es-AR"/>
         </w:rPr>
         <w:t>Model</w:t>
       </w:r>
+      <w:proofErr w:type="spellEnd"/>
       <w:r>
         <w:rPr>
           <w:lang w:val="es-AR"/>
@@ -446,12 +504,14 @@
           <w:lang w:val="es-AR"/>
         </w:rPr>
       </w:pPr>
+      <w:proofErr w:type="spellStart"/>
       <w:r>
         <w:rPr>
           <w:lang w:val="es-AR"/>
         </w:rPr>
         <w:t>Results</w:t>
       </w:r>
+      <w:proofErr w:type="spellEnd"/>
       <w:r>
         <w:rPr>
           <w:lang w:val="es-AR"/>
@@ -471,12 +531,14 @@
           <w:lang w:val="es-AR"/>
         </w:rPr>
       </w:pPr>
+      <w:proofErr w:type="spellStart"/>
       <w:r>
         <w:rPr>
           <w:lang w:val="es-AR"/>
         </w:rPr>
         <w:t>UnitTest</w:t>
       </w:r>
+      <w:proofErr w:type="spellEnd"/>
       <w:r>
         <w:rPr>
           <w:lang w:val="es-AR"/>
@@ -542,7 +604,21 @@
         <w:rPr>
           <w:lang w:val="es-AR"/>
         </w:rPr>
-        <w:t xml:space="preserve">administración de las ventanas del programa y las funciones visuales. En una subcarpeta llamada frontend guardo las diferentes secciones visuales de la pantalla y la administración de los botones y controles que se ven en la pantalla. Y como subcarpeta ahí se </w:t>
+        <w:t xml:space="preserve">administración de las ventanas del programa y las funciones visuales. En una subcarpeta llamada </w:t>
+      </w:r>
+      <w:proofErr w:type="spellStart"/>
+      <w:r>
+        <w:rPr>
+          <w:lang w:val="es-AR"/>
+        </w:rPr>
+        <w:t>frontend</w:t>
+      </w:r>
+      <w:proofErr w:type="spellEnd"/>
+      <w:r>
+        <w:rPr>
+          <w:lang w:val="es-AR"/>
+        </w:rPr>
+        <w:t xml:space="preserve"> guardo las diferentes secciones visuales de la pantalla y la administración de los botones y controles que se ven en la pantalla. Y como subcarpeta ahí se </w:t>
       </w:r>
       <w:r>
         <w:rPr>
@@ -554,20 +630,80 @@
         <w:rPr>
           <w:lang w:val="es-AR"/>
         </w:rPr>
-        <w:t xml:space="preserve"> los archivos del qt designer .ui que indican como se ve la pantalla gráficamente. Ej. Program_window.py administra como se ve la pantalla principal.</w:t>
+        <w:t xml:space="preserve"> los archivos del </w:t>
+      </w:r>
+      <w:proofErr w:type="spellStart"/>
+      <w:r>
+        <w:rPr>
+          <w:lang w:val="es-AR"/>
+        </w:rPr>
+        <w:t>qt</w:t>
+      </w:r>
+      <w:proofErr w:type="spellEnd"/>
+      <w:r>
+        <w:rPr>
+          <w:lang w:val="es-AR"/>
+        </w:rPr>
+        <w:t xml:space="preserve"> </w:t>
+      </w:r>
+      <w:proofErr w:type="spellStart"/>
+      <w:r>
+        <w:rPr>
+          <w:lang w:val="es-AR"/>
+        </w:rPr>
+        <w:t>designer</w:t>
+      </w:r>
+      <w:proofErr w:type="spellEnd"/>
+      <w:r>
+        <w:rPr>
+          <w:lang w:val="es-AR"/>
+        </w:rPr>
+        <w:t xml:space="preserve"> .</w:t>
+      </w:r>
+      <w:proofErr w:type="spellStart"/>
+      <w:r>
+        <w:rPr>
+          <w:lang w:val="es-AR"/>
+        </w:rPr>
+        <w:t>ui</w:t>
+      </w:r>
+      <w:proofErr w:type="spellEnd"/>
+      <w:r>
+        <w:rPr>
+          <w:lang w:val="es-AR"/>
+        </w:rPr>
+        <w:t xml:space="preserve"> que indican como se ve la pantalla gráficamente. Ej. Program_window.py administra como se ve la pantalla principal.</w:t>
       </w:r>
     </w:p>
     <w:p>
       <w:pPr>
         <w:pStyle w:val="Heading1"/>
-      </w:pPr>
-      <w:r>
+        <w:rPr>
+          <w:u w:val="single"/>
+        </w:rPr>
+      </w:pPr>
+      <w:r>
+        <w:rPr>
+          <w:u w:val="single"/>
+        </w:rPr>
+        <w:t xml:space="preserve">2. </w:t>
+      </w:r>
+      <w:r>
+        <w:rPr>
+          <w:u w:val="single"/>
+        </w:rPr>
         <w:t>Diagrama UML</w:t>
       </w:r>
       <w:r>
+        <w:rPr>
+          <w:u w:val="single"/>
+        </w:rPr>
         <w:t xml:space="preserve"> de las clases</w:t>
       </w:r>
       <w:r>
+        <w:rPr>
+          <w:u w:val="single"/>
+        </w:rPr>
         <w:t>:</w:t>
       </w:r>
     </w:p>
@@ -588,7 +724,21 @@
         <w:rPr>
           <w:lang w:val="es-AR"/>
         </w:rPr>
-        <w:t xml:space="preserve"> Se puede encontrar un diagrama uml de todos los archivos: </w:t>
+        <w:t xml:space="preserve"> Se puede encontrar un diagrama </w:t>
+      </w:r>
+      <w:proofErr w:type="spellStart"/>
+      <w:r>
+        <w:rPr>
+          <w:lang w:val="es-AR"/>
+        </w:rPr>
+        <w:t>uml</w:t>
+      </w:r>
+      <w:proofErr w:type="spellEnd"/>
+      <w:r>
+        <w:rPr>
+          <w:lang w:val="es-AR"/>
+        </w:rPr>
+        <w:t xml:space="preserve"> de todos los archivos: </w:t>
       </w:r>
       <w:r>
         <w:rPr>
@@ -644,7 +794,7 @@
     <w:p>
       <w:pPr>
         <w:rPr>
-          <w:lang w:val="es-AR"/>
+          <w:u w:val="single"/>
         </w:rPr>
       </w:pPr>
       <w:r>
@@ -654,25 +804,17 @@
         </w:rPr>
         <w:lastRenderedPageBreak/>
         <w:drawing>
-          <wp:anchor distT="0" distB="0" distL="114300" distR="114300" simplePos="0" relativeHeight="251658240" behindDoc="1" locked="0" layoutInCell="1" allowOverlap="1" wp14:anchorId="5B1CF2BB" wp14:editId="0E3FDF56">
+          <wp:anchor distT="0" distB="0" distL="114300" distR="114300" simplePos="0" relativeHeight="251658240" behindDoc="1" locked="0" layoutInCell="1" allowOverlap="1" wp14:anchorId="5B1CF2BB" wp14:editId="40205CA1">
             <wp:simplePos x="0" y="0"/>
             <wp:positionH relativeFrom="margin">
-              <wp:posOffset>523875</wp:posOffset>
+              <wp:align>center</wp:align>
             </wp:positionH>
             <wp:positionV relativeFrom="paragraph">
-              <wp:posOffset>0</wp:posOffset>
+              <wp:posOffset>333375</wp:posOffset>
             </wp:positionV>
             <wp:extent cx="5267325" cy="5989955"/>
             <wp:effectExtent l="0" t="0" r="9525" b="0"/>
-            <wp:wrapTight wrapText="bothSides">
-              <wp:wrapPolygon edited="0">
-                <wp:start x="0" y="0"/>
-                <wp:lineTo x="0" y="21502"/>
-                <wp:lineTo x="21561" y="21502"/>
-                <wp:lineTo x="21561" y="0"/>
-                <wp:lineTo x="0" y="0"/>
-              </wp:wrapPolygon>
-            </wp:wrapTight>
+            <wp:wrapTopAndBottom/>
             <wp:docPr id="1" name="Picture 1"/>
             <wp:cNvGraphicFramePr>
               <a:graphicFrameLocks xmlns:a="http://schemas.openxmlformats.org/drawingml/2006/main" noChangeAspect="1"/>
@@ -720,16 +862,29 @@
     </w:p>
     <w:p>
       <w:pPr>
-        <w:rPr>
-          <w:lang w:val="es-AR"/>
-        </w:rPr>
-      </w:pPr>
-    </w:p>
-    <w:p>
-      <w:pPr>
         <w:pStyle w:val="Heading1"/>
-      </w:pPr>
-      <w:r>
+        <w:rPr>
+          <w:u w:val="single"/>
+        </w:rPr>
+      </w:pPr>
+      <w:r>
+        <w:rPr>
+          <w:u w:val="single"/>
+        </w:rPr>
+        <w:t>3</w:t>
+      </w:r>
+      <w:bookmarkStart w:id="0" w:name="_GoBack"/>
+      <w:bookmarkEnd w:id="0"/>
+      <w:r>
+        <w:rPr>
+          <w:u w:val="single"/>
+        </w:rPr>
+        <w:t xml:space="preserve">. </w:t>
+      </w:r>
+      <w:r>
+        <w:rPr>
+          <w:u w:val="single"/>
+        </w:rPr>
         <w:t xml:space="preserve">Referencia </w:t>
       </w:r>
     </w:p>
@@ -741,7 +896,8 @@
       </w:pPr>
       <w:r>
         <w:rPr>
-          <w:lang w:val="es-AR"/>
+          <w:noProof/>
+          <w:lang w:val="es-AR" w:eastAsia="es-AR"/>
         </w:rPr>
         <w:drawing>
           <wp:anchor distT="0" distB="0" distL="114300" distR="114300" simplePos="0" relativeHeight="251660288" behindDoc="1" locked="0" layoutInCell="1" allowOverlap="1" wp14:anchorId="0904F726" wp14:editId="6950797A">
@@ -823,13 +979,7 @@
         <w:rPr>
           <w:lang w:val="es-AR"/>
         </w:rPr>
-        <w:t xml:space="preserve">La referencia se encuentra </w:t>
-      </w:r>
-      <w:r>
-        <w:rPr>
-          <w:lang w:val="es-AR"/>
-        </w:rPr>
-        <w:t xml:space="preserve">en el archivo web </w:t>
+        <w:t xml:space="preserve">La referencia se encuentra en el archivo web </w:t>
       </w:r>
       <w:hyperlink r:id="rId7" w:history="1">
         <w:r>
@@ -837,7 +987,23 @@
             <w:rStyle w:val="Hyperlink"/>
             <w:lang w:val="es-AR"/>
           </w:rPr>
-          <w:t>“Documentation Reference.html”</w:t>
+          <w:t>“</w:t>
+        </w:r>
+        <w:proofErr w:type="spellStart"/>
+        <w:r>
+          <w:rPr>
+            <w:rStyle w:val="Hyperlink"/>
+            <w:lang w:val="es-AR"/>
+          </w:rPr>
+          <w:t>Documentation</w:t>
+        </w:r>
+        <w:proofErr w:type="spellEnd"/>
+        <w:r>
+          <w:rPr>
+            <w:rStyle w:val="Hyperlink"/>
+            <w:lang w:val="es-AR"/>
+          </w:rPr>
+          <w:t xml:space="preserve"> Reference.html”</w:t>
         </w:r>
       </w:hyperlink>
       <w:r>
@@ -854,7 +1020,7 @@
           <w:u w:val="none"/>
           <w:lang w:val="es-AR"/>
         </w:rPr>
-        <w:t xml:space="preserve"> Puede ver mas de como se genera en su propia </w:t>
+        <w:t xml:space="preserve"> Puede ver </w:t>
       </w:r>
       <w:r>
         <w:rPr>
@@ -863,6 +1029,42 @@
           <w:u w:val="none"/>
           <w:lang w:val="es-AR"/>
         </w:rPr>
+        <w:t>más</w:t>
+      </w:r>
+      <w:r>
+        <w:rPr>
+          <w:rStyle w:val="Hyperlink"/>
+          <w:color w:val="auto"/>
+          <w:u w:val="none"/>
+          <w:lang w:val="es-AR"/>
+        </w:rPr>
+        <w:t xml:space="preserve"> de </w:t>
+      </w:r>
+      <w:r>
+        <w:rPr>
+          <w:rStyle w:val="Hyperlink"/>
+          <w:color w:val="auto"/>
+          <w:u w:val="none"/>
+          <w:lang w:val="es-AR"/>
+        </w:rPr>
+        <w:t>cómo</w:t>
+      </w:r>
+      <w:r>
+        <w:rPr>
+          <w:rStyle w:val="Hyperlink"/>
+          <w:color w:val="auto"/>
+          <w:u w:val="none"/>
+          <w:lang w:val="es-AR"/>
+        </w:rPr>
+        <w:t xml:space="preserve"> se genera en su propia </w:t>
+      </w:r>
+      <w:r>
+        <w:rPr>
+          <w:rStyle w:val="Hyperlink"/>
+          <w:color w:val="auto"/>
+          <w:u w:val="none"/>
+          <w:lang w:val="es-AR"/>
+        </w:rPr>
         <w:t>guía.</w:t>
       </w:r>
     </w:p>
@@ -874,7 +1076,8 @@
       </w:pPr>
       <w:r>
         <w:rPr>
-          <w:lang w:val="es-AR"/>
+          <w:noProof/>
+          <w:lang w:val="es-AR" w:eastAsia="es-AR"/>
         </w:rPr>
         <w:lastRenderedPageBreak/>
         <w:drawing>
@@ -963,7 +1166,21 @@
         <w:rPr>
           <w:lang w:val="es-AR"/>
         </w:rPr>
-        <w:t xml:space="preserve"> Model.point:</w:t>
+        <w:t xml:space="preserve"> </w:t>
+      </w:r>
+      <w:proofErr w:type="spellStart"/>
+      <w:r>
+        <w:rPr>
+          <w:lang w:val="es-AR"/>
+        </w:rPr>
+        <w:t>Model.point</w:t>
+      </w:r>
+      <w:proofErr w:type="spellEnd"/>
+      <w:r>
+        <w:rPr>
+          <w:lang w:val="es-AR"/>
+        </w:rPr>
+        <w:t>:</w:t>
       </w:r>
     </w:p>
     <w:p>
@@ -991,8 +1208,6 @@
         </w:rPr>
         <w:t>ahí.</w:t>
       </w:r>
-      <w:bookmarkStart w:id="0" w:name="_GoBack"/>
-      <w:bookmarkEnd w:id="0"/>
     </w:p>
     <w:p>
       <w:pPr>
